--- a/testakten/insolvenzforderungsanmeldungspruefung-phoenix-solar/03_eingangsstapel_forderungsanmeldungen.docx
+++ b/testakten/insolvenzforderungsanmeldungspruefung-phoenix-solar/03_eingangsstapel_forderungsanmeldungen.docx
@@ -5,98 +5,153 @@
     <w:p>
       <w:pPr>
         <w:pStyle w:val="Heading1"/>
+        <w:spacing w:after="160" w:line="259" w:lineRule="auto"/>
       </w:pPr>
       <w:r>
         <w:rPr>
           <w:rFonts w:ascii="Times New Roman" w:hAnsi="Times New Roman"/>
+          <w:b/>
+          <w:sz w:val="28"/>
         </w:rPr>
         <w:t>Eingangsstapel – Forderungsanmeldungen Phoenix Solar Montage GmbH</w:t>
       </w:r>
     </w:p>
     <w:p>
       <w:pPr>
+        <w:spacing w:before="120" w:after="60" w:line="259" w:lineRule="auto"/>
         <w:jc w:val="left"/>
       </w:pPr>
       <w:r>
         <w:rPr>
-          <w:b/>
+          <w:rFonts w:ascii="Times New Roman" w:hAnsi="Times New Roman"/>
+          <w:b w:val="0"/>
+          <w:i w:val="0"/>
+          <w:sz w:val="22"/>
         </w:rPr>
         <w:t>Aktenzeichen:</w:t>
       </w:r>
       <w:r>
+        <w:rPr>
+          <w:rFonts w:ascii="Times New Roman" w:hAnsi="Times New Roman"/>
+          <w:b w:val="0"/>
+          <w:i w:val="0"/>
+          <w:sz w:val="22"/>
+        </w:rPr>
         <w:t xml:space="preserve"> 35 IN 417/26</w:t>
       </w:r>
     </w:p>
     <w:p>
       <w:pPr>
+        <w:spacing w:before="120" w:after="60" w:line="259" w:lineRule="auto"/>
         <w:jc w:val="left"/>
       </w:pPr>
       <w:r>
         <w:rPr>
+          <w:rFonts w:ascii="Times New Roman" w:hAnsi="Times New Roman"/>
           <w:b/>
+          <w:sz w:val="22"/>
         </w:rPr>
         <w:t>Insolvenzverwalter:</w:t>
       </w:r>
       <w:r>
+        <w:rPr>
+          <w:rFonts w:ascii="Times New Roman" w:hAnsi="Times New Roman"/>
+          <w:b/>
+          <w:sz w:val="22"/>
+        </w:rPr>
         <w:t xml:space="preserve"> RA Dr. Konrad Muster</w:t>
       </w:r>
     </w:p>
     <w:p>
       <w:pPr>
+        <w:spacing w:before="120" w:after="60" w:line="259" w:lineRule="auto"/>
         <w:jc w:val="left"/>
       </w:pPr>
       <w:r>
         <w:rPr>
-          <w:b/>
+          <w:rFonts w:ascii="Times New Roman" w:hAnsi="Times New Roman"/>
+          <w:b w:val="0"/>
+          <w:i w:val="0"/>
+          <w:sz w:val="22"/>
         </w:rPr>
         <w:t>Bearbeiter:</w:t>
       </w:r>
       <w:r>
+        <w:rPr>
+          <w:rFonts w:ascii="Times New Roman" w:hAnsi="Times New Roman"/>
+          <w:b w:val="0"/>
+          <w:i w:val="0"/>
+          <w:sz w:val="22"/>
+        </w:rPr>
         <w:t xml:space="preserve"> Kanzlei Muster &amp; Partner – Sachbearbeiterin Doris Felgner</w:t>
       </w:r>
     </w:p>
     <w:p>
       <w:pPr>
+        <w:spacing w:before="120" w:after="60" w:line="259" w:lineRule="auto"/>
         <w:jc w:val="left"/>
       </w:pPr>
       <w:r>
         <w:rPr>
+          <w:rFonts w:ascii="Times New Roman" w:hAnsi="Times New Roman"/>
           <w:b/>
+          <w:sz w:val="22"/>
         </w:rPr>
         <w:t>Vermerk-Nr.:</w:t>
       </w:r>
       <w:r>
+        <w:rPr>
+          <w:rFonts w:ascii="Times New Roman" w:hAnsi="Times New Roman"/>
+          <w:b/>
+          <w:sz w:val="22"/>
+        </w:rPr>
         <w:t xml:space="preserve"> 2026-IFAP-003</w:t>
       </w:r>
     </w:p>
     <w:p>
       <w:pPr>
+        <w:spacing w:before="120" w:after="60" w:line="259" w:lineRule="auto"/>
         <w:jc w:val="left"/>
       </w:pPr>
       <w:r>
         <w:rPr>
+          <w:rFonts w:ascii="Times New Roman" w:hAnsi="Times New Roman"/>
           <w:b/>
+          <w:sz w:val="22"/>
         </w:rPr>
         <w:t>Stand:</w:t>
       </w:r>
       <w:r>
+        <w:rPr>
+          <w:rFonts w:ascii="Times New Roman" w:hAnsi="Times New Roman"/>
+          <w:b/>
+          <w:sz w:val="22"/>
+        </w:rPr>
         <w:t xml:space="preserve"> 6. Juni 2026 (nach Ablauf Anmeldefrist 4. Juni 2026)</w:t>
       </w:r>
     </w:p>
-    <w:p/>
+    <w:p>
+      <w:pPr>
+        <w:spacing w:line="259" w:lineRule="auto" w:after="60"/>
+      </w:pPr>
+    </w:p>
     <w:p>
       <w:pPr>
         <w:pStyle w:val="Heading2"/>
+        <w:spacing w:before="120" w:after="60" w:line="259" w:lineRule="auto"/>
       </w:pPr>
       <w:r>
         <w:rPr>
           <w:rFonts w:ascii="Times New Roman" w:hAnsi="Times New Roman"/>
+          <w:b/>
+          <w:sz w:val="22"/>
         </w:rPr>
         <w:t>1. Überblick</w:t>
       </w:r>
     </w:p>
     <w:p>
       <w:pPr>
+        <w:spacing w:line="259" w:lineRule="auto" w:after="60"/>
         <w:jc w:val="left"/>
       </w:pPr>
       <w:r>
@@ -114,6 +169,7 @@
     </w:p>
     <w:p>
       <w:pPr>
+        <w:spacing w:line="259" w:lineRule="auto" w:after="60"/>
         <w:jc w:val="left"/>
       </w:pPr>
       <w:r>
@@ -129,10 +185,15 @@
         <w:t xml:space="preserve"> (ohne Zinsen und Kosten, die separat geltend gemacht werden). Davon entfallen auf Forderungen mit Sicherheit (§ 50/51 InsO, abgesonderte Befriedigung): ca. 150.000,00 EUR (Havelbank AG); auf Nachrangforderungen (§ 39 InsO): ca. 85.000,00 EUR (Gründerkreis Phoenix GbR); auf einfache Insolvenzforderungen (§ 38 InsO): der verbleibende Rest.</w:t>
       </w:r>
     </w:p>
-    <w:p/>
+    <w:p>
+      <w:pPr>
+        <w:spacing w:line="259" w:lineRule="auto" w:after="60"/>
+      </w:pPr>
+    </w:p>
     <w:p>
       <w:pPr>
         <w:pStyle w:val="Heading2"/>
+        <w:spacing w:line="259" w:lineRule="auto" w:after="60"/>
       </w:pPr>
       <w:r>
         <w:rPr>
@@ -3372,10 +3433,15 @@
         </w:tc>
       </w:tr>
     </w:tbl>
-    <w:p/>
+    <w:p>
+      <w:pPr>
+        <w:spacing w:line="259" w:lineRule="auto" w:after="60"/>
+      </w:pPr>
+    </w:p>
     <w:p>
       <w:pPr>
         <w:pStyle w:val="Heading2"/>
+        <w:spacing w:line="259" w:lineRule="auto" w:after="60"/>
       </w:pPr>
       <w:r>
         <w:rPr>
@@ -3387,6 +3453,7 @@
     <w:p>
       <w:pPr>
         <w:pStyle w:val="Heading3"/>
+        <w:spacing w:line="259" w:lineRule="auto" w:after="60"/>
       </w:pPr>
       <w:r>
         <w:rPr>
@@ -3397,6 +3464,7 @@
     </w:p>
     <w:p>
       <w:pPr>
+        <w:spacing w:line="259" w:lineRule="auto" w:after="60"/>
         <w:jc w:val="left"/>
       </w:pPr>
       <w:r>
@@ -3406,6 +3474,7 @@
     <w:p>
       <w:pPr>
         <w:pStyle w:val="ListBullet"/>
+        <w:spacing w:line="259" w:lineRule="auto" w:after="60"/>
       </w:pPr>
       <w:r>
         <w:rPr>
@@ -3420,6 +3489,7 @@
     <w:p>
       <w:pPr>
         <w:pStyle w:val="ListBullet"/>
+        <w:spacing w:line="259" w:lineRule="auto" w:after="60"/>
       </w:pPr>
       <w:r>
         <w:rPr>
@@ -3434,6 +3504,7 @@
     <w:p>
       <w:pPr>
         <w:pStyle w:val="ListBullet"/>
+        <w:spacing w:line="259" w:lineRule="auto" w:after="60"/>
       </w:pPr>
       <w:r>
         <w:rPr>
@@ -3448,6 +3519,7 @@
     <w:p>
       <w:pPr>
         <w:pStyle w:val="ListBullet"/>
+        <w:spacing w:line="259" w:lineRule="auto" w:after="60"/>
       </w:pPr>
       <w:r>
         <w:rPr>
@@ -3462,6 +3534,7 @@
     <w:p>
       <w:pPr>
         <w:pStyle w:val="ListBullet"/>
+        <w:spacing w:line="259" w:lineRule="auto" w:after="60"/>
       </w:pPr>
       <w:r>
         <w:rPr>
@@ -3476,6 +3549,7 @@
     <w:p>
       <w:pPr>
         <w:pStyle w:val="ListBullet"/>
+        <w:spacing w:line="259" w:lineRule="auto" w:after="60"/>
       </w:pPr>
       <w:r>
         <w:rPr>
@@ -3490,6 +3564,7 @@
     <w:p>
       <w:pPr>
         <w:pStyle w:val="ListBullet"/>
+        <w:spacing w:line="259" w:lineRule="auto" w:after="60"/>
       </w:pPr>
       <w:r>
         <w:rPr>
@@ -3504,6 +3579,7 @@
     <w:p>
       <w:pPr>
         <w:pStyle w:val="Heading3"/>
+        <w:spacing w:line="259" w:lineRule="auto" w:after="60"/>
       </w:pPr>
       <w:r>
         <w:rPr>
@@ -3678,6 +3754,7 @@
     <w:p>
       <w:pPr>
         <w:pStyle w:val="Heading3"/>
+        <w:spacing w:line="259" w:lineRule="auto" w:after="60"/>
       </w:pPr>
       <w:r>
         <w:rPr>
@@ -3688,6 +3765,7 @@
     </w:p>
     <w:p>
       <w:pPr>
+        <w:spacing w:line="259" w:lineRule="auto" w:after="60"/>
         <w:jc w:val="left"/>
       </w:pPr>
       <w:r>
@@ -3703,6 +3781,7 @@
     <w:p>
       <w:pPr>
         <w:pStyle w:val="Heading3"/>
+        <w:spacing w:line="259" w:lineRule="auto" w:after="60"/>
       </w:pPr>
       <w:r>
         <w:rPr>
@@ -3714,6 +3793,7 @@
     <w:p>
       <w:pPr>
         <w:pStyle w:val="ListBullet"/>
+        <w:spacing w:line="259" w:lineRule="auto" w:after="60"/>
       </w:pPr>
       <w:r>
         <w:rPr>
@@ -3728,6 +3808,7 @@
     <w:p>
       <w:pPr>
         <w:pStyle w:val="Heading3"/>
+        <w:spacing w:line="259" w:lineRule="auto" w:after="60"/>
       </w:pPr>
       <w:r>
         <w:rPr>
@@ -3739,6 +3820,7 @@
     <w:p>
       <w:pPr>
         <w:pStyle w:val="ListBullet"/>
+        <w:spacing w:line="259" w:lineRule="auto" w:after="60"/>
       </w:pPr>
       <w:r>
         <w:rPr>
@@ -3753,6 +3835,7 @@
     <w:p>
       <w:pPr>
         <w:pStyle w:val="ListBullet"/>
+        <w:spacing w:line="259" w:lineRule="auto" w:after="60"/>
       </w:pPr>
       <w:r>
         <w:rPr>
@@ -3764,10 +3847,15 @@
         <w:t xml:space="preserve"> Separate Zinsanmeldung über 42,00 EUR (lfd. Nr. 2); Zinszeitraum endet ebenfalls nach Eröffnung – zu korrigieren auf Stichtag 30.04.2026.</w:t>
       </w:r>
     </w:p>
-    <w:p/>
+    <w:p>
+      <w:pPr>
+        <w:spacing w:line="259" w:lineRule="auto" w:after="60"/>
+      </w:pPr>
+    </w:p>
     <w:p>
       <w:pPr>
         <w:pStyle w:val="Heading2"/>
+        <w:spacing w:line="259" w:lineRule="auto" w:after="60"/>
       </w:pPr>
       <w:r>
         <w:rPr>
@@ -3779,6 +3867,7 @@
     <w:p>
       <w:pPr>
         <w:pStyle w:val="ListNumber"/>
+        <w:spacing w:line="259" w:lineRule="auto" w:after="60"/>
       </w:pPr>
       <w:r>
         <w:t>Nachforderungsschreiben an Havelbank AG, Finanzamt Potsdam, BKK Handwerk Mitte, Lena Vogt, Gewerbepark Babelsberg GmbH, Alexandra Wolff (Dokument 13).</w:t>
@@ -3787,6 +3876,7 @@
     <w:p>
       <w:pPr>
         <w:pStyle w:val="ListNumber"/>
+        <w:spacing w:line="259" w:lineRule="auto" w:after="60"/>
       </w:pPr>
       <w:r>
         <w:t>Informationsschreiben an Sonnenkollektoren Direkt eK wegen Verspätung.</w:t>
@@ -3795,6 +3885,7 @@
     <w:p>
       <w:pPr>
         <w:pStyle w:val="ListNumber"/>
+        <w:spacing w:line="259" w:lineRule="auto" w:after="60"/>
       </w:pPr>
       <w:r>
         <w:t>Prüfungstabelle anlegen und Vorschlag zur Feststellung bzw. Bestreitung vorbereiten (Dokument 14/15).</w:t>
@@ -3803,6 +3894,7 @@
     <w:p>
       <w:pPr>
         <w:pStyle w:val="ListNumber"/>
+        <w:spacing w:line="259" w:lineRule="auto" w:after="60"/>
       </w:pPr>
       <w:r>
         <w:t>Klärung Nachrang Gründerkreis Phoenix GbR durch Einsicht Darlehensvertrag.</w:t>
@@ -3811,14 +3903,20 @@
     <w:p>
       <w:pPr>
         <w:pStyle w:val="ListNumber"/>
+        <w:spacing w:line="259" w:lineRule="auto" w:after="60"/>
       </w:pPr>
       <w:r>
         <w:t>Abstimmung mit Insolvenzgericht wegen gesondertem Prüftermin für verspätete Anmeldung.</w:t>
       </w:r>
     </w:p>
-    <w:p/>
     <w:p>
       <w:pPr>
+        <w:spacing w:line="259" w:lineRule="auto" w:after="60"/>
+      </w:pPr>
+    </w:p>
+    <w:p>
+      <w:pPr>
+        <w:spacing w:line="259" w:lineRule="auto" w:after="60"/>
         <w:jc w:val="left"/>
       </w:pPr>
       <w:r>
@@ -3830,6 +3928,7 @@
     </w:p>
     <w:p>
       <w:pPr>
+        <w:spacing w:line="259" w:lineRule="auto" w:after="60"/>
         <w:jc w:val="left"/>
       </w:pPr>
       <w:r>
@@ -3840,13 +3939,58 @@
       </w:r>
     </w:p>
     <w:sectPr>
+      <w:headerReference w:type="default" r:id="rId9"/>
+      <w:footerReference w:type="default" r:id="rId10"/>
       <w:pgSz w:w="11906" w:h="16838"/>
-      <w:pgMar w:top="1417" w:right="1417" w:bottom="1417" w:left="1417" w:header="720" w:footer="720" w:gutter="0"/>
+      <w:pgMar w:top="1191" w:right="1247" w:bottom="1134" w:left="1361" w:header="720" w:footer="720" w:gutter="0"/>
       <w:cols w:space="720"/>
       <w:docGrid w:linePitch="360"/>
     </w:sectPr>
   </w:body>
 </w:document>
+</file>
+
+<file path=word/footer1.xml><?xml version="1.0" encoding="utf-8"?>
+<w:ftr xmlns:m="http://schemas.openxmlformats.org/officeDocument/2006/math" xmlns:mc="http://schemas.openxmlformats.org/markup-compatibility/2006" xmlns:mo="http://schemas.microsoft.com/office/mac/office/2008/main" xmlns:mv="urn:schemas-microsoft-com:mac:vml" xmlns:o="urn:schemas-microsoft-com:office:office" xmlns:r="http://schemas.openxmlformats.org/officeDocument/2006/relationships" xmlns:v="urn:schemas-microsoft-com:vml" xmlns:w10="urn:schemas-microsoft-com:office:word" xmlns:w14="http://schemas.microsoft.com/office/word/2010/wordml" xmlns:w="http://schemas.openxmlformats.org/wordprocessingml/2006/main" xmlns:wne="http://schemas.microsoft.com/office/word/2006/wordml" xmlns:wp14="http://schemas.microsoft.com/office/word/2010/wordprocessingDrawing" xmlns:wp="http://schemas.openxmlformats.org/drawingml/2006/wordprocessingDrawing" xmlns:wpc="http://schemas.microsoft.com/office/word/2010/wordprocessingCanvas" xmlns:wpg="http://schemas.microsoft.com/office/word/2010/wordprocessingGroup" xmlns:wpi="http://schemas.microsoft.com/office/word/2010/wordprocessingInk" xmlns:wps="http://schemas.microsoft.com/office/word/2010/wordprocessingShape" mc:Ignorable="w14 wp14">
+  <w:p>
+    <w:pPr>
+      <w:pStyle w:val="Footer"/>
+      <w:jc w:val="left"/>
+    </w:pPr>
+    <w:r/>
+    <w:r>
+      <w:rPr>
+        <w:rFonts w:ascii="Times New Roman" w:hAnsi="Times New Roman"/>
+        <w:b w:val="0"/>
+        <w:color w:val="777777"/>
+        <w:sz w:val="17"/>
+      </w:rPr>
+      <w:t>Vertraulich | Bearbeitungsstand Juli 2026 | nur zur Aktenbearbeitung</w:t>
+    </w:r>
+  </w:p>
+</w:ftr>
+</file>
+
+<file path=word/header1.xml><?xml version="1.0" encoding="utf-8"?>
+<w:hdr xmlns:m="http://schemas.openxmlformats.org/officeDocument/2006/math" xmlns:mc="http://schemas.openxmlformats.org/markup-compatibility/2006" xmlns:mo="http://schemas.microsoft.com/office/mac/office/2008/main" xmlns:mv="urn:schemas-microsoft-com:mac:vml" xmlns:o="urn:schemas-microsoft-com:office:office" xmlns:r="http://schemas.openxmlformats.org/officeDocument/2006/relationships" xmlns:v="urn:schemas-microsoft-com:vml" xmlns:w10="urn:schemas-microsoft-com:office:word" xmlns:w14="http://schemas.microsoft.com/office/word/2010/wordml" xmlns:w="http://schemas.openxmlformats.org/wordprocessingml/2006/main" xmlns:wne="http://schemas.microsoft.com/office/word/2006/wordml" xmlns:wp14="http://schemas.microsoft.com/office/word/2010/wordprocessingDrawing" xmlns:wp="http://schemas.openxmlformats.org/drawingml/2006/wordprocessingDrawing" xmlns:wpc="http://schemas.microsoft.com/office/word/2010/wordprocessingCanvas" xmlns:wpg="http://schemas.microsoft.com/office/word/2010/wordprocessingGroup" xmlns:wpi="http://schemas.microsoft.com/office/word/2010/wordprocessingInk" xmlns:wps="http://schemas.microsoft.com/office/word/2010/wordprocessingShape" mc:Ignorable="w14 wp14">
+  <w:p>
+    <w:pPr>
+      <w:pStyle w:val="Header"/>
+      <w:jc w:val="left"/>
+    </w:pPr>
+    <w:r/>
+    <w:r>
+      <w:rPr>
+        <w:rFonts w:ascii="Times New Roman" w:hAnsi="Times New Roman"/>
+        <w:b w:val="0"/>
+        <w:i w:val="0"/>
+        <w:color w:val="666666"/>
+        <w:sz w:val="17"/>
+      </w:rPr>
+      <w:t>Lindenhof und Partner mbB | Insolvenz- und Restrukturierungsakte | Bearbeitungsstand Juli 2026</w:t>
+    </w:r>
+  </w:p>
+</w:hdr>
 </file>
 
 <file path=word/numbering.xml><?xml version="1.0" encoding="utf-8"?>
@@ -4563,11 +4707,12 @@
       <w:contextualSpacing/>
     </w:pPr>
     <w:rPr>
-      <w:rFonts w:asciiTheme="majorHAnsi" w:eastAsiaTheme="majorEastAsia" w:hAnsiTheme="majorHAnsi" w:cstheme="majorBidi"/>
+      <w:rFonts w:asciiTheme="majorHAnsi" w:eastAsiaTheme="majorEastAsia" w:hAnsiTheme="majorHAnsi" w:cstheme="majorBidi" w:ascii="Times New Roman" w:hAnsi="Times New Roman"/>
+      <w:b/>
       <w:color w:val="17365D" w:themeColor="text2" w:themeShade="BF"/>
       <w:spacing w:val="5"/>
       <w:kern w:val="28"/>
-      <w:sz w:val="52"/>
+      <w:sz w:val="30"/>
       <w:szCs w:val="52"/>
     </w:rPr>
   </w:style>
